--- a/Lab 0/ECE 260C Lab 0.docx
+++ b/Lab 0/ECE 260C Lab 0.docx
@@ -8,13 +8,8 @@
       </w:pPr>
       <w:bookmarkStart w:id="0" w:name="_1yjqu1dwtrtc" w:colFirst="0" w:colLast="0"/>
       <w:bookmarkEnd w:id="0"/>
-      <w:proofErr w:type="spellStart"/>
-      <w:r>
-        <w:t>ece</w:t>
-      </w:r>
-      <w:proofErr w:type="spellEnd"/>
-      <w:r>
-        <w:t xml:space="preserve"> 260c. </w:t>
+      <w:r>
+        <w:t xml:space="preserve">ece 260c. </w:t>
       </w:r>
       <w:r>
         <w:rPr>
@@ -28,14 +23,12 @@
     </w:p>
     <w:p/>
     <w:p>
-      <w:proofErr w:type="spellStart"/>
       <w:r>
         <w:rPr>
           <w:rFonts w:hint="eastAsia"/>
         </w:rPr>
         <w:t>Shijie</w:t>
       </w:r>
-      <w:proofErr w:type="spellEnd"/>
       <w:r>
         <w:t xml:space="preserve"> </w:t>
       </w:r>
@@ -256,31 +249,7 @@
     <w:p>
       <w:r>
         <w:lastRenderedPageBreak/>
-        <w:t xml:space="preserve">Now, we need to load </w:t>
-      </w:r>
-      <w:proofErr w:type="spellStart"/>
-      <w:r>
-        <w:t>OpenROAD</w:t>
-      </w:r>
-      <w:proofErr w:type="spellEnd"/>
-      <w:r>
-        <w:t xml:space="preserve">-flow-scripts, a comprehensive, configurable flow for </w:t>
-      </w:r>
-      <w:proofErr w:type="spellStart"/>
-      <w:r>
-        <w:t>OpenROAD</w:t>
-      </w:r>
-      <w:proofErr w:type="spellEnd"/>
-      <w:r>
-        <w:t xml:space="preserve"> that includes many </w:t>
-      </w:r>
-      <w:proofErr w:type="gramStart"/>
-      <w:r>
-        <w:t>example</w:t>
-      </w:r>
-      <w:proofErr w:type="gramEnd"/>
-      <w:r>
-        <w:t xml:space="preserve"> designs and PDKs. For this course, we will work with the </w:t>
+        <w:t xml:space="preserve">Now, we need to load OpenROAD-flow-scripts, a comprehensive, configurable flow for OpenROAD that includes many example designs and PDKs. For this course, we will work with the </w:t>
       </w:r>
       <w:hyperlink r:id="rId9">
         <w:r>
@@ -326,14 +295,12 @@
       <w:r>
         <w:t xml:space="preserve"> into it and run the </w:t>
       </w:r>
-      <w:proofErr w:type="spellStart"/>
       <w:r>
         <w:rPr>
           <w:rFonts w:ascii="Consolas" w:eastAsia="Consolas" w:hAnsi="Consolas" w:cs="Consolas"/>
         </w:rPr>
         <w:t>orfs_copy</w:t>
       </w:r>
-      <w:proofErr w:type="spellEnd"/>
       <w:r>
         <w:t xml:space="preserve"> commands to load ORFS with a custom directory name:</w:t>
       </w:r>
@@ -378,23 +345,13 @@
                 <w:highlight w:val="white"/>
               </w:rPr>
             </w:pPr>
-            <w:proofErr w:type="spellStart"/>
             <w:r>
               <w:rPr>
                 <w:rFonts w:ascii="Consolas" w:eastAsia="Consolas" w:hAnsi="Consolas" w:cs="Consolas"/>
                 <w:color w:val="4D4D4C"/>
                 <w:highlight w:val="white"/>
               </w:rPr>
-              <w:t>mkdir</w:t>
-            </w:r>
-            <w:proofErr w:type="spellEnd"/>
-            <w:r>
-              <w:rPr>
-                <w:rFonts w:ascii="Consolas" w:eastAsia="Consolas" w:hAnsi="Consolas" w:cs="Consolas"/>
-                <w:color w:val="4D4D4C"/>
-                <w:highlight w:val="white"/>
-              </w:rPr>
-              <w:t xml:space="preserve"> /work</w:t>
+              <w:t>mkdir /work</w:t>
             </w:r>
           </w:p>
           <w:p>
@@ -433,23 +390,13 @@
                 <w:between w:val="nil"/>
               </w:pBdr>
             </w:pPr>
-            <w:proofErr w:type="spellStart"/>
             <w:r>
               <w:rPr>
                 <w:rFonts w:ascii="Consolas" w:eastAsia="Consolas" w:hAnsi="Consolas" w:cs="Consolas"/>
                 <w:color w:val="4D4D4C"/>
                 <w:highlight w:val="white"/>
               </w:rPr>
-              <w:t>orfs_copy</w:t>
-            </w:r>
-            <w:proofErr w:type="spellEnd"/>
-            <w:r>
-              <w:rPr>
-                <w:rFonts w:ascii="Consolas" w:eastAsia="Consolas" w:hAnsi="Consolas" w:cs="Consolas"/>
-                <w:color w:val="4D4D4C"/>
-                <w:highlight w:val="white"/>
-              </w:rPr>
-              <w:t xml:space="preserve"> orfs_lab0 </w:t>
+              <w:t xml:space="preserve">orfs_copy orfs_lab0 </w:t>
             </w:r>
             <w:r>
               <w:rPr>
@@ -541,14 +488,12 @@
           <w:numId w:val="5"/>
         </w:numPr>
       </w:pPr>
-      <w:proofErr w:type="spellStart"/>
       <w:r>
         <w:rPr>
           <w:rFonts w:ascii="Consolas" w:eastAsia="Consolas" w:hAnsi="Consolas" w:cs="Consolas"/>
         </w:rPr>
         <w:t>Makefile</w:t>
       </w:r>
-      <w:proofErr w:type="spellEnd"/>
       <w:r>
         <w:t xml:space="preserve"> – this is what you will use to invoke the flow.</w:t>
       </w:r>
@@ -567,39 +512,7 @@
         <w:t>scripts</w:t>
       </w:r>
       <w:r>
-        <w:t xml:space="preserve"> – this contains the flow’s actual behavior. These scripts contain mostly </w:t>
-      </w:r>
-      <w:proofErr w:type="spellStart"/>
-      <w:r>
-        <w:t>tcl</w:t>
-      </w:r>
-      <w:proofErr w:type="spellEnd"/>
-      <w:r>
-        <w:t xml:space="preserve"> commands for using </w:t>
-      </w:r>
-      <w:proofErr w:type="spellStart"/>
-      <w:r>
-        <w:t>OpenROAD</w:t>
-      </w:r>
-      <w:proofErr w:type="spellEnd"/>
-      <w:r>
-        <w:t xml:space="preserve"> and </w:t>
-      </w:r>
-      <w:proofErr w:type="spellStart"/>
-      <w:r>
-        <w:t>Yosys</w:t>
-      </w:r>
-      <w:proofErr w:type="spellEnd"/>
-      <w:r>
-        <w:t xml:space="preserve">. They are invoked by the </w:t>
-      </w:r>
-      <w:proofErr w:type="spellStart"/>
-      <w:r>
-        <w:t>Makefile</w:t>
-      </w:r>
-      <w:proofErr w:type="spellEnd"/>
-      <w:r>
-        <w:t>.</w:t>
+        <w:t xml:space="preserve"> – this contains the flow’s actual behavior. These scripts contain mostly tcl commands for using OpenROAD and Yosys. They are invoked by the Makefile.</w:t>
       </w:r>
     </w:p>
     <w:p>
@@ -647,16 +560,8 @@
         <w:rPr>
           <w:rFonts w:ascii="Consolas" w:eastAsia="Consolas" w:hAnsi="Consolas" w:cs="Consolas"/>
         </w:rPr>
-        <w:t>designs/</w:t>
-      </w:r>
-      <w:proofErr w:type="spellStart"/>
-      <w:r>
-        <w:rPr>
-          <w:rFonts w:ascii="Consolas" w:eastAsia="Consolas" w:hAnsi="Consolas" w:cs="Consolas"/>
-        </w:rPr>
-        <w:t>src</w:t>
-      </w:r>
-      <w:proofErr w:type="spellEnd"/>
+        <w:t>designs/src</w:t>
+      </w:r>
       <w:r>
         <w:t xml:space="preserve"> – the common Verilog for the bundled test designs within ORFS</w:t>
       </w:r>
@@ -670,15 +575,7 @@
         <w:t xml:space="preserve">Q1.2 </w:t>
       </w:r>
       <w:r>
-        <w:t xml:space="preserve">Understanding the </w:t>
-      </w:r>
-      <w:proofErr w:type="spellStart"/>
-      <w:r>
-        <w:t>Makefile</w:t>
-      </w:r>
-      <w:proofErr w:type="spellEnd"/>
-      <w:r>
-        <w:t xml:space="preserve"> and the directory structure, pick a design and platform of your choice, and find the file named </w:t>
+        <w:t xml:space="preserve">Understanding the Makefile and the directory structure, pick a design and platform of your choice, and find the file named </w:t>
       </w:r>
       <w:r>
         <w:rPr>
@@ -751,15 +648,7 @@
         <w:t>Paste a screenshot here and describe the parameters you see</w:t>
       </w:r>
       <w:r>
-        <w:t xml:space="preserve">, looking them up if need </w:t>
-      </w:r>
-      <w:proofErr w:type="gramStart"/>
-      <w:r>
-        <w:t>be</w:t>
-      </w:r>
-      <w:proofErr w:type="gramEnd"/>
-      <w:r>
-        <w:t xml:space="preserve"> in the </w:t>
+        <w:t xml:space="preserve">, looking them up if need be in the </w:t>
       </w:r>
       <w:hyperlink r:id="rId10">
         <w:r>
@@ -792,21 +681,7 @@
         <w:rPr>
           <w:rFonts w:ascii="Consolas" w:eastAsia="Consolas" w:hAnsi="Consolas" w:cs="Consolas"/>
         </w:rPr>
-        <w:t>flow/designs/asap7/</w:t>
-      </w:r>
-      <w:proofErr w:type="spellStart"/>
-      <w:r>
-        <w:rPr>
-          <w:rFonts w:ascii="Consolas" w:eastAsia="Consolas" w:hAnsi="Consolas" w:cs="Consolas"/>
-        </w:rPr>
-        <w:t>aes</w:t>
-      </w:r>
-      <w:proofErr w:type="spellEnd"/>
-      <w:r>
-        <w:rPr>
-          <w:rFonts w:ascii="Consolas" w:eastAsia="Consolas" w:hAnsi="Consolas" w:cs="Consolas"/>
-        </w:rPr>
-        <w:t>/config.mk</w:t>
+        <w:t>flow/designs/asap7/aes/config.mk</w:t>
       </w:r>
       <w:r>
         <w:t>, describe only a few of the simpler ones.</w:t>
@@ -1347,15 +1222,7 @@
         <w:t>ls</w:t>
       </w:r>
       <w:r>
-        <w:t xml:space="preserve"> again. You’ll notice 4 new directories each with nested subdirectories organized by platform, design, and a variant (defaults to “base”) </w:t>
-      </w:r>
-      <w:proofErr w:type="gramStart"/>
-      <w:r>
-        <w:t>i.e. .</w:t>
-      </w:r>
-      <w:proofErr w:type="gramEnd"/>
-      <w:r>
-        <w:t>/logs/</w:t>
+        <w:t xml:space="preserve"> again. You’ll notice 4 new directories each with nested subdirectories organized by platform, design, and a variant (defaults to “base”) i.e. ./logs/</w:t>
       </w:r>
       <w:r>
         <w:rPr>
@@ -1363,25 +1230,7 @@
           <w:color w:val="4D4D4C"/>
           <w:highlight w:val="white"/>
         </w:rPr>
-        <w:t>ihp-sg13g2/</w:t>
-      </w:r>
-      <w:proofErr w:type="spellStart"/>
-      <w:r>
-        <w:rPr>
-          <w:rFonts w:ascii="Consolas" w:eastAsia="Consolas" w:hAnsi="Consolas" w:cs="Consolas"/>
-          <w:color w:val="4D4D4C"/>
-          <w:highlight w:val="white"/>
-        </w:rPr>
-        <w:t>gcd</w:t>
-      </w:r>
-      <w:proofErr w:type="spellEnd"/>
-      <w:r>
-        <w:rPr>
-          <w:rFonts w:ascii="Consolas" w:eastAsia="Consolas" w:hAnsi="Consolas" w:cs="Consolas"/>
-          <w:color w:val="4D4D4C"/>
-          <w:highlight w:val="white"/>
-        </w:rPr>
-        <w:t>/base</w:t>
+        <w:t>ihp-sg13g2/gcd/base</w:t>
       </w:r>
       <w:r>
         <w:t>:</w:t>
@@ -1401,23 +1250,7 @@
         <w:t>logs</w:t>
       </w:r>
       <w:r>
-        <w:t xml:space="preserve"> – contains the tool logs and machine-readable metrics from </w:t>
-      </w:r>
-      <w:proofErr w:type="spellStart"/>
-      <w:r>
-        <w:t>OpenROAD</w:t>
-      </w:r>
-      <w:proofErr w:type="spellEnd"/>
-      <w:r>
-        <w:t xml:space="preserve"> and </w:t>
-      </w:r>
-      <w:proofErr w:type="spellStart"/>
-      <w:r>
-        <w:t>yosys</w:t>
-      </w:r>
-      <w:proofErr w:type="spellEnd"/>
-      <w:r>
-        <w:t>, organized by stage of the flow</w:t>
+        <w:t xml:space="preserve"> – contains the tool logs and machine-readable metrics from OpenROAD and yosys, organized by stage of the flow</w:t>
       </w:r>
     </w:p>
     <w:p>
@@ -1490,15 +1323,7 @@
         </w:numPr>
       </w:pPr>
       <w:r>
-        <w:t xml:space="preserve">flow-generated </w:t>
-      </w:r>
-      <w:proofErr w:type="spellStart"/>
-      <w:r>
-        <w:t>tcl</w:t>
-      </w:r>
-      <w:proofErr w:type="spellEnd"/>
-      <w:r>
-        <w:t xml:space="preserve"> scripts for IO placement</w:t>
+        <w:t>flow-generated tcl scripts for IO placement</w:t>
       </w:r>
     </w:p>
     <w:p>
@@ -1509,33 +1334,7 @@
         </w:numPr>
       </w:pPr>
       <w:r>
-        <w:t>timing/</w:t>
-      </w:r>
-      <w:proofErr w:type="spellStart"/>
-      <w:proofErr w:type="gramStart"/>
-      <w:r>
-        <w:t>parasitics</w:t>
-      </w:r>
-      <w:proofErr w:type="spellEnd"/>
-      <w:r>
-        <w:t xml:space="preserve"> .</w:t>
-      </w:r>
-      <w:proofErr w:type="spellStart"/>
-      <w:r>
-        <w:t>sdc</w:t>
-      </w:r>
-      <w:proofErr w:type="spellEnd"/>
-      <w:proofErr w:type="gramEnd"/>
-      <w:r>
-        <w:t>/.</w:t>
-      </w:r>
-      <w:proofErr w:type="spellStart"/>
-      <w:r>
-        <w:t>spef</w:t>
-      </w:r>
-      <w:proofErr w:type="spellEnd"/>
-      <w:r>
-        <w:t xml:space="preserve"> files</w:t>
+        <w:t>timing/parasitics .sdc/.spef files</w:t>
       </w:r>
     </w:p>
     <w:p>
@@ -1545,19 +1344,9 @@
           <w:numId w:val="4"/>
         </w:numPr>
       </w:pPr>
-      <w:proofErr w:type="spellStart"/>
-      <w:r>
-        <w:t>OpenDB</w:t>
-      </w:r>
-      <w:proofErr w:type="spellEnd"/>
-      <w:r>
-        <w:t xml:space="preserve"> database files that you can reload into </w:t>
-      </w:r>
-      <w:proofErr w:type="spellStart"/>
-      <w:r>
-        <w:t>OpenROAD</w:t>
-      </w:r>
-      <w:proofErr w:type="spellEnd"/>
+      <w:r>
+        <w:t>OpenDB database files that you can reload into OpenROAD</w:t>
+      </w:r>
     </w:p>
     <w:p>
       <w:pPr>
@@ -1641,25 +1430,7 @@
                 <w:highlight w:val="white"/>
               </w:rPr>
               <w:lastRenderedPageBreak/>
-              <w:t>cat reports/ihp-sg13g2/</w:t>
-            </w:r>
-            <w:proofErr w:type="spellStart"/>
-            <w:r>
-              <w:rPr>
-                <w:rFonts w:ascii="Consolas" w:eastAsia="Consolas" w:hAnsi="Consolas" w:cs="Consolas"/>
-                <w:color w:val="4D4D4C"/>
-                <w:highlight w:val="white"/>
-              </w:rPr>
-              <w:t>gcd</w:t>
-            </w:r>
-            <w:proofErr w:type="spellEnd"/>
-            <w:r>
-              <w:rPr>
-                <w:rFonts w:ascii="Consolas" w:eastAsia="Consolas" w:hAnsi="Consolas" w:cs="Consolas"/>
-                <w:color w:val="4D4D4C"/>
-                <w:highlight w:val="white"/>
-              </w:rPr>
-              <w:t>/base/6_finish.rpt | less</w:t>
+              <w:t>cat reports/ihp-sg13g2/gcd/base/6_finish.rpt | less</w:t>
             </w:r>
           </w:p>
         </w:tc>
@@ -1752,7 +1523,6 @@
     </w:p>
     <w:p/>
     <w:p>
-      <w:proofErr w:type="gramStart"/>
       <w:r>
         <w:rPr>
           <w:b/>
@@ -1760,11 +1530,7 @@
         <w:t>Q2.2</w:t>
       </w:r>
       <w:r>
-        <w:t xml:space="preserve">  Another</w:t>
-      </w:r>
-      <w:proofErr w:type="gramEnd"/>
-      <w:r>
-        <w:t xml:space="preserve"> useful command for shortening reports is tail -n &lt;N&gt;, which retrieves the last N lines. Run it like so:</w:t>
+        <w:t xml:space="preserve">  Another useful command for shortening reports is tail -n &lt;N&gt;, which retrieves the last N lines. Run it like so:</w:t>
       </w:r>
     </w:p>
     <w:tbl>
@@ -1807,25 +1573,7 @@
                 <w:color w:val="4D4D4C"/>
                 <w:highlight w:val="white"/>
               </w:rPr>
-              <w:t>cat reports/ihp-sg13g2/</w:t>
-            </w:r>
-            <w:proofErr w:type="spellStart"/>
-            <w:r>
-              <w:rPr>
-                <w:rFonts w:ascii="Consolas" w:eastAsia="Consolas" w:hAnsi="Consolas" w:cs="Consolas"/>
-                <w:color w:val="4D4D4C"/>
-                <w:highlight w:val="white"/>
-              </w:rPr>
-              <w:t>gcd</w:t>
-            </w:r>
-            <w:proofErr w:type="spellEnd"/>
-            <w:r>
-              <w:rPr>
-                <w:rFonts w:ascii="Consolas" w:eastAsia="Consolas" w:hAnsi="Consolas" w:cs="Consolas"/>
-                <w:color w:val="4D4D4C"/>
-                <w:highlight w:val="white"/>
-              </w:rPr>
-              <w:t>/base/6_finish.rpt | tail -n 30</w:t>
+              <w:t>cat reports/ihp-sg13g2/gcd/base/6_finish.rpt | tail -n 30</w:t>
             </w:r>
           </w:p>
         </w:tc>
@@ -1919,21 +1667,7 @@
         <w:rPr>
           <w:b/>
         </w:rPr>
-        <w:t xml:space="preserve">Typically, whenever we edit our design or perhaps upgrade </w:t>
-      </w:r>
-      <w:proofErr w:type="spellStart"/>
-      <w:r>
-        <w:rPr>
-          <w:b/>
-        </w:rPr>
-        <w:t>OpenROAD</w:t>
-      </w:r>
-      <w:proofErr w:type="spellEnd"/>
-      <w:r>
-        <w:rPr>
-          <w:b/>
-        </w:rPr>
-        <w:t>, we need to perform a full clean run</w:t>
+        <w:t>Typically, whenever we edit our design or perhaps upgrade OpenROAD, we need to perform a full clean run</w:t>
       </w:r>
       <w:r>
         <w:t xml:space="preserve">. To do this, we run the following with the same </w:t>
@@ -2000,18 +1734,8 @@
                 <w:color w:val="4D4D4C"/>
                 <w:highlight w:val="white"/>
               </w:rPr>
-              <w:t xml:space="preserve">DESIGN_CONFIG=.../config.mk make </w:t>
+              <w:t>DESIGN_CONFIG=.../config.mk make clean_all</w:t>
             </w:r>
-            <w:proofErr w:type="spellStart"/>
-            <w:r>
-              <w:rPr>
-                <w:rFonts w:ascii="Consolas" w:eastAsia="Consolas" w:hAnsi="Consolas" w:cs="Consolas"/>
-                <w:color w:val="4D4D4C"/>
-                <w:highlight w:val="white"/>
-              </w:rPr>
-              <w:t>clean_all</w:t>
-            </w:r>
-            <w:proofErr w:type="spellEnd"/>
           </w:p>
         </w:tc>
       </w:tr>
@@ -2051,104 +1775,53 @@
           <w:rFonts w:ascii="Consolas" w:eastAsia="Consolas" w:hAnsi="Consolas" w:cs="Consolas"/>
           <w:b/>
         </w:rPr>
-        <w:t>nangate45/</w:t>
-      </w:r>
-      <w:proofErr w:type="spellStart"/>
+        <w:t>nangate45/gcd/base</w:t>
+      </w:r>
+      <w:r>
+        <w:rPr>
+          <w:b/>
+        </w:rPr>
+        <w:t>.</w:t>
+      </w:r>
+    </w:p>
+    <w:p/>
+    <w:p>
+      <w:r>
+        <w:t xml:space="preserve">Now, if you run ls </w:t>
+      </w:r>
       <w:r>
         <w:rPr>
           <w:rFonts w:ascii="Consolas" w:eastAsia="Consolas" w:hAnsi="Consolas" w:cs="Consolas"/>
-          <w:b/>
-        </w:rPr>
-        <w:t>gcd</w:t>
-      </w:r>
-      <w:proofErr w:type="spellEnd"/>
+        </w:rPr>
+        <w:t>logs/ihp-sg13g2/gcd/base</w:t>
+      </w:r>
+      <w:r>
+        <w:t xml:space="preserve">, you’ll notice that the directory still exists but is completely empty. Similarly, in the </w:t>
+      </w:r>
       <w:r>
         <w:rPr>
           <w:rFonts w:ascii="Consolas" w:eastAsia="Consolas" w:hAnsi="Consolas" w:cs="Consolas"/>
-          <w:b/>
-        </w:rPr>
-        <w:t>/base</w:t>
-      </w:r>
-      <w:r>
-        <w:rPr>
-          <w:b/>
-        </w:rPr>
-        <w:t>.</w:t>
-      </w:r>
-    </w:p>
-    <w:p/>
-    <w:p>
-      <w:r>
-        <w:t xml:space="preserve">Now, if you run ls </w:t>
+        </w:rPr>
+        <w:t>results</w:t>
+      </w:r>
+      <w:r>
+        <w:t xml:space="preserve"> directory, only some leftover </w:t>
       </w:r>
       <w:r>
         <w:rPr>
           <w:rFonts w:ascii="Consolas" w:eastAsia="Consolas" w:hAnsi="Consolas" w:cs="Consolas"/>
         </w:rPr>
-        <w:t>logs/ihp-sg13g2/</w:t>
-      </w:r>
-      <w:proofErr w:type="spellStart"/>
+        <w:t>.tcl</w:t>
+      </w:r>
+      <w:r>
+        <w:t xml:space="preserve"> or </w:t>
+      </w:r>
       <w:r>
         <w:rPr>
           <w:rFonts w:ascii="Consolas" w:eastAsia="Consolas" w:hAnsi="Consolas" w:cs="Consolas"/>
         </w:rPr>
-        <w:t>gcd</w:t>
-      </w:r>
-      <w:proofErr w:type="spellEnd"/>
-      <w:r>
-        <w:rPr>
-          <w:rFonts w:ascii="Consolas" w:eastAsia="Consolas" w:hAnsi="Consolas" w:cs="Consolas"/>
-        </w:rPr>
-        <w:t>/base</w:t>
-      </w:r>
-      <w:r>
-        <w:t xml:space="preserve">, you’ll notice that the directory still exists but is completely empty. Similarly, in the </w:t>
-      </w:r>
-      <w:r>
-        <w:rPr>
-          <w:rFonts w:ascii="Consolas" w:eastAsia="Consolas" w:hAnsi="Consolas" w:cs="Consolas"/>
-        </w:rPr>
-        <w:t>results</w:t>
-      </w:r>
-      <w:r>
-        <w:t xml:space="preserve"> directory, only some </w:t>
-      </w:r>
-      <w:proofErr w:type="gramStart"/>
-      <w:r>
-        <w:t xml:space="preserve">leftover </w:t>
-      </w:r>
-      <w:r>
-        <w:rPr>
-          <w:rFonts w:ascii="Consolas" w:eastAsia="Consolas" w:hAnsi="Consolas" w:cs="Consolas"/>
-        </w:rPr>
-        <w:t>.</w:t>
-      </w:r>
-      <w:proofErr w:type="spellStart"/>
-      <w:r>
-        <w:rPr>
-          <w:rFonts w:ascii="Consolas" w:eastAsia="Consolas" w:hAnsi="Consolas" w:cs="Consolas"/>
-        </w:rPr>
-        <w:t>tcl</w:t>
-      </w:r>
-      <w:proofErr w:type="spellEnd"/>
-      <w:proofErr w:type="gramEnd"/>
-      <w:r>
-        <w:t xml:space="preserve"> or </w:t>
-      </w:r>
-      <w:r>
-        <w:rPr>
-          <w:rFonts w:ascii="Consolas" w:eastAsia="Consolas" w:hAnsi="Consolas" w:cs="Consolas"/>
-        </w:rPr>
-        <w:t>.</w:t>
-      </w:r>
-      <w:proofErr w:type="spellStart"/>
-      <w:r>
-        <w:rPr>
-          <w:rFonts w:ascii="Consolas" w:eastAsia="Consolas" w:hAnsi="Consolas" w:cs="Consolas"/>
-        </w:rPr>
-        <w:t>sdc</w:t>
-      </w:r>
-      <w:proofErr w:type="spellEnd"/>
+        <w:t>.sdc</w:t>
+      </w:r>
       <w:r>
         <w:t xml:space="preserve"> files remain that will be cleanly overwritten the next time you run the flow. </w:t>
       </w:r>
@@ -2278,64 +1951,40 @@
       <w:r>
         <w:t xml:space="preserve">, you may set it up but keep in mind you will also need an image viewer such as </w:t>
       </w:r>
-      <w:proofErr w:type="spellStart"/>
       <w:r>
         <w:rPr>
           <w:rFonts w:ascii="Consolas" w:eastAsia="Consolas" w:hAnsi="Consolas" w:cs="Consolas"/>
         </w:rPr>
-        <w:t>sxiv</w:t>
-      </w:r>
-      <w:proofErr w:type="spellEnd"/>
+        <w:t xml:space="preserve">sxiv </w:t>
+      </w:r>
+      <w:r>
+        <w:t>(vim, nano, and sxiv are installed in the container).</w:t>
+      </w:r>
+    </w:p>
+    <w:p>
+      <w:r>
+        <w:rPr>
+          <w:b/>
+        </w:rPr>
+        <w:t xml:space="preserve"> The following lab instructions will assume you’re using VS Code</w:t>
+      </w:r>
+      <w:r>
+        <w:t xml:space="preserve"> but, when asked for screenshots, you can paste your equivalent.</w:t>
+      </w:r>
+    </w:p>
+    <w:p/>
+    <w:p>
+      <w:r>
+        <w:t xml:space="preserve">You’ve already seen creating or editing designs centered around the </w:t>
+      </w:r>
       <w:r>
         <w:rPr>
           <w:rFonts w:ascii="Consolas" w:eastAsia="Consolas" w:hAnsi="Consolas" w:cs="Consolas"/>
         </w:rPr>
-        <w:t xml:space="preserve"> </w:t>
-      </w:r>
-      <w:r>
-        <w:t xml:space="preserve">(vim, nano, and </w:t>
-      </w:r>
-      <w:proofErr w:type="spellStart"/>
-      <w:r>
-        <w:t>sxiv</w:t>
-      </w:r>
-      <w:proofErr w:type="spellEnd"/>
-      <w:r>
-        <w:t xml:space="preserve"> are installed in the container).</w:t>
-      </w:r>
-    </w:p>
-    <w:p>
-      <w:r>
-        <w:rPr>
-          <w:b/>
-        </w:rPr>
-        <w:t xml:space="preserve"> The following lab instructions will assume you’re using VS Code</w:t>
-      </w:r>
-      <w:r>
-        <w:t xml:space="preserve"> but, when asked for screenshots, you can paste your equivalent.</w:t>
-      </w:r>
-    </w:p>
-    <w:p/>
-    <w:p>
-      <w:r>
-        <w:t xml:space="preserve">You’ve already seen creating or editing designs centered around the </w:t>
-      </w:r>
-      <w:r>
-        <w:rPr>
-          <w:rFonts w:ascii="Consolas" w:eastAsia="Consolas" w:hAnsi="Consolas" w:cs="Consolas"/>
-        </w:rPr>
         <w:t>config.mk</w:t>
       </w:r>
       <w:r>
-        <w:t xml:space="preserve"> file. Now, we’ll edit the configuration for the IHP 130 GCD design we’ve been using. Alongside a basic set of flow environment </w:t>
-      </w:r>
-      <w:proofErr w:type="gramStart"/>
-      <w:r>
-        <w:t>variables</w:t>
-      </w:r>
-      <w:proofErr w:type="gramEnd"/>
-      <w:r>
-        <w:t xml:space="preserve"> you see here, more are described in the </w:t>
+        <w:t xml:space="preserve"> file. Now, we’ll edit the configuration for the IHP 130 GCD design we’ve been using. Alongside a basic set of flow environment variables you see here, more are described in the </w:t>
       </w:r>
       <w:hyperlink r:id="rId17">
         <w:r>
@@ -2362,15 +2011,7 @@
         <w:t>we’ll modify the aspect ratio (AR) of the core</w:t>
       </w:r>
       <w:r>
-        <w:t xml:space="preserve">, which describes the relationship between the height and the width from 0.0 to 1.0 – </w:t>
-      </w:r>
-      <w:proofErr w:type="gramStart"/>
-      <w:r>
-        <w:t>i.e.</w:t>
-      </w:r>
-      <w:proofErr w:type="gramEnd"/>
-      <w:r>
-        <w:t xml:space="preserve"> an AR of 0.5 means the height of the core is half the width of the core. Typically, this AR, alongside CORE_UTILIZATION – the percentage indicating how much of the core’s total area should be taken up by standard cells, are used to size a core area.</w:t>
+        <w:t>, which describes the relationship between the height and the width from 0.0 to 1.0 – i.e. an AR of 0.5 means the height of the core is half the width of the core. Typically, this AR, alongside CORE_UTILIZATION – the percentage indicating how much of the core’s total area should be taken up by standard cells, are used to size a core area.</w:t>
       </w:r>
     </w:p>
     <w:p>
@@ -2498,7 +2139,17 @@
       </w:r>
     </w:p>
     <w:p/>
-    <w:p/>
+    <w:p>
+      <w:r>
+        <w:rPr>
+          <w:rFonts w:hint="eastAsia"/>
+        </w:rPr>
+        <w:t>0</w:t>
+      </w:r>
+      <w:r>
+        <w:t>.35</w:t>
+      </w:r>
+    </w:p>
     <w:p/>
     <w:p>
       <w:r>
@@ -2680,25 +2331,7 @@
           <w:color w:val="4D4D4C"/>
           <w:highlight w:val="white"/>
         </w:rPr>
-        <w:t>reports/ihp-sg13g2/</w:t>
-      </w:r>
-      <w:proofErr w:type="spellStart"/>
-      <w:r>
-        <w:rPr>
-          <w:rFonts w:ascii="Consolas" w:eastAsia="Consolas" w:hAnsi="Consolas" w:cs="Consolas"/>
-          <w:color w:val="4D4D4C"/>
-          <w:highlight w:val="white"/>
-        </w:rPr>
-        <w:t>gcd</w:t>
-      </w:r>
-      <w:proofErr w:type="spellEnd"/>
-      <w:r>
-        <w:rPr>
-          <w:rFonts w:ascii="Consolas" w:eastAsia="Consolas" w:hAnsi="Consolas" w:cs="Consolas"/>
-          <w:color w:val="4D4D4C"/>
-          <w:highlight w:val="white"/>
-        </w:rPr>
-        <w:t xml:space="preserve">/base/final_all.webp.png </w:t>
+        <w:t xml:space="preserve">reports/ihp-sg13g2/gcd/base/final_all.webp.png </w:t>
       </w:r>
     </w:p>
     <w:p>
@@ -2818,23 +2451,7 @@
           <w:color w:val="4D4D4C"/>
           <w:highlight w:val="white"/>
         </w:rPr>
-        <w:t xml:space="preserve"> but, for more advanced interaction, we will now look at two useful commands (remember to use the correct design path in place of </w:t>
-      </w:r>
-      <w:proofErr w:type="gramStart"/>
-      <w:r>
-        <w:rPr>
-          <w:color w:val="4D4D4C"/>
-          <w:highlight w:val="white"/>
-        </w:rPr>
-        <w:t>… )</w:t>
-      </w:r>
-      <w:proofErr w:type="gramEnd"/>
-      <w:r>
-        <w:rPr>
-          <w:color w:val="4D4D4C"/>
-          <w:highlight w:val="white"/>
-        </w:rPr>
-        <w:t>:</w:t>
+        <w:t xml:space="preserve"> but, for more advanced interaction, we will now look at two useful commands (remember to use the correct design path in place of … ):</w:t>
       </w:r>
     </w:p>
     <w:tbl>
@@ -2881,18 +2498,8 @@
                 <w:color w:val="4D4D4C"/>
                 <w:highlight w:val="white"/>
               </w:rPr>
-              <w:t xml:space="preserve">DESIGN_CONFIG=.../config.mk make </w:t>
+              <w:t>DESIGN_CONFIG=.../config.mk make open_final</w:t>
             </w:r>
-            <w:proofErr w:type="spellStart"/>
-            <w:r>
-              <w:rPr>
-                <w:rFonts w:ascii="Consolas" w:eastAsia="Consolas" w:hAnsi="Consolas" w:cs="Consolas"/>
-                <w:color w:val="4D4D4C"/>
-                <w:highlight w:val="white"/>
-              </w:rPr>
-              <w:t>open_final</w:t>
-            </w:r>
-            <w:proofErr w:type="spellEnd"/>
             <w:r>
               <w:rPr>
                 <w:rFonts w:ascii="Consolas" w:eastAsia="Consolas" w:hAnsi="Consolas" w:cs="Consolas"/>
@@ -2900,18 +2507,8 @@
                 <w:highlight w:val="white"/>
               </w:rPr>
               <w:br/>
-              <w:t xml:space="preserve">DESIGN_CONFIG=.../config.mk make </w:t>
+              <w:t>DESIGN_CONFIG=.../config.mk make gui_final</w:t>
             </w:r>
-            <w:proofErr w:type="spellStart"/>
-            <w:r>
-              <w:rPr>
-                <w:rFonts w:ascii="Consolas" w:eastAsia="Consolas" w:hAnsi="Consolas" w:cs="Consolas"/>
-                <w:color w:val="4D4D4C"/>
-                <w:highlight w:val="white"/>
-              </w:rPr>
-              <w:t>gui_final</w:t>
-            </w:r>
-            <w:proofErr w:type="spellEnd"/>
           </w:p>
         </w:tc>
       </w:tr>
@@ -2936,23 +2533,7 @@
           <w:color w:val="4D4D4C"/>
           <w:highlight w:val="white"/>
         </w:rPr>
-        <w:t xml:space="preserve">These two commands allow you to open CLI (command-line interface) and GUI </w:t>
-      </w:r>
-      <w:proofErr w:type="spellStart"/>
-      <w:r>
-        <w:rPr>
-          <w:color w:val="4D4D4C"/>
-          <w:highlight w:val="white"/>
-        </w:rPr>
-        <w:t>OpenROAD</w:t>
-      </w:r>
-      <w:proofErr w:type="spellEnd"/>
-      <w:r>
-        <w:rPr>
-          <w:color w:val="4D4D4C"/>
-          <w:highlight w:val="white"/>
-        </w:rPr>
-        <w:t xml:space="preserve">, respectively, with the correct DB and timing data automatically loaded. </w:t>
+        <w:t xml:space="preserve">These two commands allow you to open CLI (command-line interface) and GUI OpenROAD, respectively, with the correct DB and timing data automatically loaded. </w:t>
       </w:r>
       <w:r>
         <w:rPr>
@@ -2982,39 +2563,7 @@
           <w:color w:val="4D4D4C"/>
           <w:highlight w:val="white"/>
         </w:rPr>
-        <w:t xml:space="preserve"> suffix with floorplan/place/</w:t>
-      </w:r>
-      <w:proofErr w:type="spellStart"/>
-      <w:r>
-        <w:rPr>
-          <w:color w:val="4D4D4C"/>
-          <w:highlight w:val="white"/>
-        </w:rPr>
-        <w:t>cts</w:t>
-      </w:r>
-      <w:proofErr w:type="spellEnd"/>
-      <w:r>
-        <w:rPr>
-          <w:color w:val="4D4D4C"/>
-          <w:highlight w:val="white"/>
-        </w:rPr>
-        <w:t>/route/</w:t>
-      </w:r>
-      <w:proofErr w:type="spellStart"/>
-      <w:r>
-        <w:rPr>
-          <w:color w:val="4D4D4C"/>
-          <w:highlight w:val="white"/>
-        </w:rPr>
-        <w:t>grt</w:t>
-      </w:r>
-      <w:proofErr w:type="spellEnd"/>
-      <w:r>
-        <w:rPr>
-          <w:color w:val="4D4D4C"/>
-          <w:highlight w:val="white"/>
-        </w:rPr>
-        <w:t>/final.</w:t>
+        <w:t xml:space="preserve"> suffix with floorplan/place/cts/route/grt/final.</w:t>
       </w:r>
     </w:p>
     <w:p>
@@ -3141,23 +2690,7 @@
           <w:color w:val="4D4D4C"/>
           <w:highlight w:val="white"/>
         </w:rPr>
-        <w:t xml:space="preserve">Sometimes, you may need to resize the </w:t>
-      </w:r>
-      <w:proofErr w:type="spellStart"/>
-      <w:r>
-        <w:rPr>
-          <w:color w:val="4D4D4C"/>
-          <w:highlight w:val="white"/>
-        </w:rPr>
-        <w:t>OpenROAD</w:t>
-      </w:r>
-      <w:proofErr w:type="spellEnd"/>
-      <w:r>
-        <w:rPr>
-          <w:color w:val="4D4D4C"/>
-          <w:highlight w:val="white"/>
-        </w:rPr>
-        <w:t xml:space="preserve"> window to make it render correctly. </w:t>
+        <w:t xml:space="preserve">Sometimes, you may need to resize the OpenROAD window to make it render correctly. </w:t>
       </w:r>
     </w:p>
     <w:p>
@@ -3304,17 +2837,8 @@
           <w:color w:val="4D4D4C"/>
           <w:highlight w:val="white"/>
         </w:rPr>
-        <w:t xml:space="preserve"> Here are some key cell entries visible in this </w:t>
-      </w:r>
-      <w:proofErr w:type="gramStart"/>
-      <w:r>
-        <w:rPr>
-          <w:color w:val="4D4D4C"/>
-          <w:highlight w:val="white"/>
-        </w:rPr>
-        <w:t>view :</w:t>
-      </w:r>
-      <w:proofErr w:type="gramEnd"/>
+        <w:t xml:space="preserve"> Here are some key cell entries visible in this view :</w:t>
+      </w:r>
     </w:p>
     <w:p>
       <w:pPr>
@@ -3380,21 +2904,12 @@
           <w:highlight w:val="white"/>
         </w:rPr>
       </w:pPr>
-      <w:proofErr w:type="spellStart"/>
-      <w:r>
-        <w:rPr>
-          <w:color w:val="4D4D4C"/>
-          <w:highlight w:val="white"/>
-        </w:rPr>
-        <w:t>ITerms</w:t>
-      </w:r>
-      <w:proofErr w:type="spellEnd"/>
-      <w:r>
-        <w:rPr>
-          <w:color w:val="4D4D4C"/>
-          <w:highlight w:val="white"/>
-        </w:rPr>
-        <w:t xml:space="preserve"> are the actual connections to the cell, power and clock included where applicable. </w:t>
+      <w:r>
+        <w:rPr>
+          <w:color w:val="4D4D4C"/>
+          <w:highlight w:val="white"/>
+        </w:rPr>
+        <w:t xml:space="preserve">ITerms are the actual connections to the cell, power and clock included where applicable. </w:t>
       </w:r>
       <w:r>
         <w:rPr>
@@ -3428,23 +2943,7 @@
           <w:color w:val="4D4D4C"/>
           <w:highlight w:val="white"/>
         </w:rPr>
-        <w:t xml:space="preserve">Placement Status/Don’t Touch are used by the actual </w:t>
-      </w:r>
-      <w:proofErr w:type="spellStart"/>
-      <w:r>
-        <w:rPr>
-          <w:color w:val="4D4D4C"/>
-          <w:highlight w:val="white"/>
-        </w:rPr>
-        <w:t>OpenROAD</w:t>
-      </w:r>
-      <w:proofErr w:type="spellEnd"/>
-      <w:r>
-        <w:rPr>
-          <w:color w:val="4D4D4C"/>
-          <w:highlight w:val="white"/>
-        </w:rPr>
-        <w:t xml:space="preserve"> application components to mark what should be modified. For example, setting Placement Status to FIRM before running Global Placement will keep the placer from moving that cell around. We will take advantage of this in a future lab.</w:t>
+        <w:t>Placement Status/Don’t Touch are used by the actual OpenROAD application components to mark what should be modified. For example, setting Placement Status to FIRM before running Global Placement will keep the placer from moving that cell around. We will take advantage of this in a future lab.</w:t>
       </w:r>
     </w:p>
     <w:p>
@@ -3488,7 +2987,6 @@
     <w:p>
       <w:pPr>
         <w:rPr>
-          <w:rFonts w:hint="eastAsia"/>
           <w:color w:val="4D4D4C"/>
           <w:highlight w:val="white"/>
         </w:rPr>
@@ -3668,7 +3166,6 @@
           <w:u w:val="single"/>
         </w:rPr>
       </w:pPr>
-      <w:proofErr w:type="gramStart"/>
       <w:r>
         <w:rPr>
           <w:b/>
@@ -3690,16 +3187,7 @@
           <w:highlight w:val="white"/>
           <w:u w:val="single"/>
         </w:rPr>
-        <w:t>Select</w:t>
-      </w:r>
-      <w:proofErr w:type="gramEnd"/>
-      <w:r>
-        <w:rPr>
-          <w:color w:val="4D4D4C"/>
-          <w:highlight w:val="white"/>
-          <w:u w:val="single"/>
-        </w:rPr>
-        <w:t xml:space="preserve"> a random heatmap (except Placement Density or IR Drop) and paste a screenshot here. Discuss what it suggests about the design.</w:t>
+        <w:t>Select a random heatmap (except Placement Density or IR Drop) and paste a screenshot here. Discuss what it suggests about the design.</w:t>
       </w:r>
     </w:p>
     <w:p>
@@ -3842,23 +3330,7 @@
           <w:color w:val="4D4D4C"/>
           <w:highlight w:val="white"/>
         </w:rPr>
-        <w:t xml:space="preserve"> Compare a “hot” area (</w:t>
-      </w:r>
-      <w:proofErr w:type="gramStart"/>
-      <w:r>
-        <w:rPr>
-          <w:color w:val="4D4D4C"/>
-          <w:highlight w:val="white"/>
-        </w:rPr>
-        <w:t>i.e.</w:t>
-      </w:r>
-      <w:proofErr w:type="gramEnd"/>
-      <w:r>
-        <w:rPr>
-          <w:color w:val="4D4D4C"/>
-          <w:highlight w:val="white"/>
-        </w:rPr>
-        <w:t xml:space="preserve"> a dark red grid square) to surrounding cold(er) ones – </w:t>
+        <w:t xml:space="preserve"> Compare a “hot” area (i.e. a dark red grid square) to surrounding cold(er) ones – </w:t>
       </w:r>
       <w:r>
         <w:rPr>
@@ -4070,35 +3542,7 @@
         <w:rPr>
           <w:color w:val="4D4D4C"/>
         </w:rPr>
-        <w:t>Clock buffer (</w:t>
-      </w:r>
-      <w:proofErr w:type="spellStart"/>
-      <w:r>
-        <w:rPr>
-          <w:color w:val="4D4D4C"/>
-        </w:rPr>
-        <w:t>clkbuf</w:t>
-      </w:r>
-      <w:proofErr w:type="spellEnd"/>
-      <w:r>
-        <w:rPr>
-          <w:color w:val="4D4D4C"/>
-        </w:rPr>
-        <w:t xml:space="preserve">) modules are found in multiple high power density hotspots, which is likely because these buffers need to drive a large number of flip-flops and other clock loads. This results in relatively high dynamic power consumption of the </w:t>
-      </w:r>
-      <w:proofErr w:type="spellStart"/>
-      <w:r>
-        <w:rPr>
-          <w:color w:val="4D4D4C"/>
-        </w:rPr>
-        <w:t>clkbuf</w:t>
-      </w:r>
-      <w:proofErr w:type="spellEnd"/>
-      <w:r>
-        <w:rPr>
-          <w:color w:val="4D4D4C"/>
-        </w:rPr>
-        <w:t xml:space="preserve"> itself, causing localized power concentration in these regions.</w:t>
+        <w:t>Clock buffer (clkbuf) modules are found in multiple high power density hotspots, which is likely because these buffers need to drive a large number of flip-flops and other clock loads. This results in relatively high dynamic power consumption of the clkbuf itself, causing localized power concentration in these regions.</w:t>
       </w:r>
     </w:p>
     <w:p>
@@ -4151,39 +3595,7 @@
           <w:color w:val="4D4D4C"/>
           <w:highlight w:val="white"/>
         </w:rPr>
-        <w:t xml:space="preserve"> In the Setup section, </w:t>
-      </w:r>
-      <w:proofErr w:type="gramStart"/>
-      <w:r>
-        <w:rPr>
-          <w:color w:val="4D4D4C"/>
-          <w:highlight w:val="white"/>
-        </w:rPr>
-        <w:t>Click</w:t>
-      </w:r>
-      <w:proofErr w:type="gramEnd"/>
-      <w:r>
-        <w:rPr>
-          <w:color w:val="4D4D4C"/>
-          <w:highlight w:val="white"/>
-        </w:rPr>
-        <w:t xml:space="preserve"> on the Slack column header to sort from lowest to highest and click on the top entry. Assuming you’re zoomed in enough, you should be able to see the clock path (including buffers) highlighted in blue and </w:t>
-      </w:r>
-      <w:proofErr w:type="spellStart"/>
-      <w:r>
-        <w:rPr>
-          <w:color w:val="4D4D4C"/>
-          <w:highlight w:val="white"/>
-        </w:rPr>
-        <w:t>datapath</w:t>
-      </w:r>
-      <w:proofErr w:type="spellEnd"/>
-      <w:r>
-        <w:rPr>
-          <w:color w:val="4D4D4C"/>
-          <w:highlight w:val="white"/>
-        </w:rPr>
-        <w:t xml:space="preserve"> highlighted in red (this can be hard to see in the default color scheme without hiding layers). </w:t>
+        <w:t xml:space="preserve"> In the Setup section, Click on the Slack column header to sort from lowest to highest and click on the top entry. Assuming you’re zoomed in enough, you should be able to see the clock path (including buffers) highlighted in blue and datapath highlighted in red (this can be hard to see in the default color scheme without hiding layers). </w:t>
       </w:r>
     </w:p>
     <w:p>
@@ -4375,23 +3787,7 @@
           <w:color w:val="4D4D4C"/>
           <w:highlight w:val="white"/>
         </w:rPr>
-        <w:t xml:space="preserve"> While you have </w:t>
-      </w:r>
-      <w:proofErr w:type="spellStart"/>
-      <w:r>
-        <w:rPr>
-          <w:color w:val="4D4D4C"/>
-          <w:highlight w:val="white"/>
-        </w:rPr>
-        <w:t>OpenROAD</w:t>
-      </w:r>
-      <w:proofErr w:type="spellEnd"/>
-      <w:r>
-        <w:rPr>
-          <w:color w:val="4D4D4C"/>
-          <w:highlight w:val="white"/>
-        </w:rPr>
-        <w:t xml:space="preserve"> open, you can also check out the following (no need to screenshot):</w:t>
+        <w:t xml:space="preserve"> While you have OpenROAD open, you can also check out the following (no need to screenshot):</w:t>
       </w:r>
     </w:p>
     <w:p>
@@ -4448,23 +3844,7 @@
           <w:color w:val="4D4D4C"/>
           <w:highlight w:val="white"/>
         </w:rPr>
-        <w:t xml:space="preserve">The Clock Tree Viewer – enable this in the </w:t>
-      </w:r>
-      <w:proofErr w:type="spellStart"/>
-      <w:r>
-        <w:rPr>
-          <w:color w:val="4D4D4C"/>
-          <w:highlight w:val="white"/>
-        </w:rPr>
-        <w:t>menubar</w:t>
-      </w:r>
-      <w:proofErr w:type="spellEnd"/>
-      <w:r>
-        <w:rPr>
-          <w:color w:val="4D4D4C"/>
-          <w:highlight w:val="white"/>
-        </w:rPr>
-        <w:t xml:space="preserve"> under Windows &gt; Clock Tree Viewer. From there, you can select the Clock Tree Viewer tab in the same right panel. Select “default” and click Update. </w:t>
+        <w:t xml:space="preserve">The Clock Tree Viewer – enable this in the menubar under Windows &gt; Clock Tree Viewer. From there, you can select the Clock Tree Viewer tab in the same right panel. Select “default” and click Update. </w:t>
       </w:r>
       <w:r>
         <w:rPr>
@@ -4560,23 +3940,7 @@
           <w:color w:val="4D4D4C"/>
           <w:highlight w:val="white"/>
         </w:rPr>
-        <w:t xml:space="preserve">You can now close out </w:t>
-      </w:r>
-      <w:proofErr w:type="spellStart"/>
-      <w:r>
-        <w:rPr>
-          <w:color w:val="4D4D4C"/>
-          <w:highlight w:val="white"/>
-        </w:rPr>
-        <w:t>OpenROAD</w:t>
-      </w:r>
-      <w:proofErr w:type="spellEnd"/>
-      <w:r>
-        <w:rPr>
-          <w:color w:val="4D4D4C"/>
-          <w:highlight w:val="white"/>
-        </w:rPr>
-        <w:t>. If prompted whether you want to Hide GUI or Exit, select Exit.</w:t>
+        <w:t>You can now close out OpenROAD. If prompted whether you want to Hide GUI or Exit, select Exit.</w:t>
       </w:r>
     </w:p>
     <w:p>
@@ -4659,23 +4023,7 @@
           <w:color w:val="4D4D4C"/>
           <w:highlight w:val="white"/>
         </w:rPr>
-        <w:t xml:space="preserve">Similarly, ORFS exports several views, including the IR drop heatmap, as </w:t>
-      </w:r>
-      <w:proofErr w:type="spellStart"/>
-      <w:r>
-        <w:rPr>
-          <w:color w:val="4D4D4C"/>
-          <w:highlight w:val="white"/>
-        </w:rPr>
-        <w:t>png</w:t>
-      </w:r>
-      <w:proofErr w:type="spellEnd"/>
-      <w:r>
-        <w:rPr>
-          <w:color w:val="4D4D4C"/>
-          <w:highlight w:val="white"/>
-        </w:rPr>
-        <w:t xml:space="preserve"> files in the same directory, as you saw in </w:t>
+        <w:t xml:space="preserve">Similarly, ORFS exports several views, including the IR drop heatmap, as png files in the same directory, as you saw in </w:t>
       </w:r>
       <w:r>
         <w:rPr>
@@ -4868,23 +4216,13 @@
                 <w:rFonts w:ascii="Consolas" w:eastAsia="Consolas" w:hAnsi="Consolas" w:cs="Consolas"/>
               </w:rPr>
             </w:pPr>
-            <w:proofErr w:type="spellStart"/>
             <w:r>
               <w:rPr>
                 <w:rFonts w:ascii="Consolas" w:eastAsia="Consolas" w:hAnsi="Consolas" w:cs="Consolas"/>
                 <w:color w:val="4D4D4C"/>
                 <w:highlight w:val="white"/>
               </w:rPr>
-              <w:t>gh</w:t>
-            </w:r>
-            <w:proofErr w:type="spellEnd"/>
-            <w:r>
-              <w:rPr>
-                <w:rFonts w:ascii="Consolas" w:eastAsia="Consolas" w:hAnsi="Consolas" w:cs="Consolas"/>
-                <w:color w:val="4D4D4C"/>
-                <w:highlight w:val="white"/>
-              </w:rPr>
-              <w:t xml:space="preserve"> repo </w:t>
+              <w:t xml:space="preserve">gh repo </w:t>
             </w:r>
             <w:r>
               <w:rPr>
@@ -4900,25 +4238,7 @@
                 <w:color w:val="4D4D4C"/>
                 <w:highlight w:val="white"/>
               </w:rPr>
-              <w:t xml:space="preserve"> </w:t>
-            </w:r>
-            <w:proofErr w:type="spellStart"/>
-            <w:r>
-              <w:rPr>
-                <w:rFonts w:ascii="Consolas" w:eastAsia="Consolas" w:hAnsi="Consolas" w:cs="Consolas"/>
-                <w:color w:val="4D4D4C"/>
-                <w:highlight w:val="white"/>
-              </w:rPr>
-              <w:t>ABKCourses</w:t>
-            </w:r>
-            <w:proofErr w:type="spellEnd"/>
-            <w:r>
-              <w:rPr>
-                <w:rFonts w:ascii="Consolas" w:eastAsia="Consolas" w:hAnsi="Consolas" w:cs="Consolas"/>
-                <w:color w:val="4D4D4C"/>
-                <w:highlight w:val="white"/>
-              </w:rPr>
-              <w:t>/e260c-lab0-YourUsername</w:t>
+              <w:t xml:space="preserve"> ABKCourses/e260c-lab0-YourUsername</w:t>
             </w:r>
           </w:p>
         </w:tc>
@@ -4932,15 +4252,7 @@
     </w:p>
     <w:p>
       <w:r>
-        <w:t xml:space="preserve"> If you used the wrong account, </w:t>
-      </w:r>
-      <w:proofErr w:type="spellStart"/>
-      <w:r>
-        <w:t>misselected</w:t>
-      </w:r>
-      <w:proofErr w:type="spellEnd"/>
-      <w:r>
-        <w:t xml:space="preserve"> your name, or could not find your name during the Class Join process, email a TA as soon as you can.</w:t>
+        <w:t xml:space="preserve"> If you used the wrong account, misselected your name, or could not find your name during the Class Join process, email a TA as soon as you can.</w:t>
       </w:r>
     </w:p>
     <w:p/>
@@ -4992,25 +4304,7 @@
                 <w:color w:val="4D4D4C"/>
                 <w:highlight w:val="white"/>
               </w:rPr>
-              <w:t>cp /work/orfs_lab0/flow/</w:t>
-            </w:r>
-            <w:proofErr w:type="gramStart"/>
-            <w:r>
-              <w:rPr>
-                <w:rFonts w:ascii="Consolas" w:eastAsia="Consolas" w:hAnsi="Consolas" w:cs="Consolas"/>
-                <w:color w:val="4D4D4C"/>
-                <w:highlight w:val="white"/>
-              </w:rPr>
-              <w:t>...  .</w:t>
-            </w:r>
-            <w:proofErr w:type="gramEnd"/>
-            <w:r>
-              <w:rPr>
-                <w:rFonts w:ascii="Consolas" w:eastAsia="Consolas" w:hAnsi="Consolas" w:cs="Consolas"/>
-                <w:color w:val="4D4D4C"/>
-                <w:highlight w:val="white"/>
-              </w:rPr>
-              <w:t xml:space="preserve"> </w:t>
+              <w:t xml:space="preserve">cp /work/orfs_lab0/flow/...  . </w:t>
             </w:r>
             <w:r>
               <w:rPr>
@@ -5018,36 +4312,8 @@
                 <w:color w:val="8E908C"/>
                 <w:highlight w:val="white"/>
               </w:rPr>
-              <w:t xml:space="preserve"># </w:t>
+              <w:t># using relative paths, copying into your current dir</w:t>
             </w:r>
-            <w:proofErr w:type="gramStart"/>
-            <w:r>
-              <w:rPr>
-                <w:rFonts w:ascii="Consolas" w:eastAsia="Consolas" w:hAnsi="Consolas" w:cs="Consolas"/>
-                <w:color w:val="8E908C"/>
-                <w:highlight w:val="white"/>
-              </w:rPr>
-              <w:t>using</w:t>
-            </w:r>
-            <w:proofErr w:type="gramEnd"/>
-            <w:r>
-              <w:rPr>
-                <w:rFonts w:ascii="Consolas" w:eastAsia="Consolas" w:hAnsi="Consolas" w:cs="Consolas"/>
-                <w:color w:val="8E908C"/>
-                <w:highlight w:val="white"/>
-              </w:rPr>
-              <w:t xml:space="preserve"> relative paths, copying into your current </w:t>
-            </w:r>
-            <w:proofErr w:type="spellStart"/>
-            <w:r>
-              <w:rPr>
-                <w:rFonts w:ascii="Consolas" w:eastAsia="Consolas" w:hAnsi="Consolas" w:cs="Consolas"/>
-                <w:color w:val="8E908C"/>
-                <w:highlight w:val="white"/>
-              </w:rPr>
-              <w:t>dir</w:t>
-            </w:r>
-            <w:proofErr w:type="spellEnd"/>
             <w:r>
               <w:rPr>
                 <w:rFonts w:ascii="Consolas" w:eastAsia="Consolas" w:hAnsi="Consolas" w:cs="Consolas"/>
@@ -5106,21 +4372,7 @@
         <w:rPr>
           <w:rFonts w:ascii="Consolas" w:eastAsia="Consolas" w:hAnsi="Consolas" w:cs="Consolas"/>
         </w:rPr>
-        <w:t>reports/ihp-sg13g2/</w:t>
-      </w:r>
-      <w:proofErr w:type="spellStart"/>
-      <w:r>
-        <w:rPr>
-          <w:rFonts w:ascii="Consolas" w:eastAsia="Consolas" w:hAnsi="Consolas" w:cs="Consolas"/>
-        </w:rPr>
-        <w:t>gcd</w:t>
-      </w:r>
-      <w:proofErr w:type="spellEnd"/>
-      <w:r>
-        <w:rPr>
-          <w:rFonts w:ascii="Consolas" w:eastAsia="Consolas" w:hAnsi="Consolas" w:cs="Consolas"/>
-        </w:rPr>
-        <w:t>/base/6_finish.rpt</w:t>
+        <w:t>reports/ihp-sg13g2/gcd/base/6_finish.rpt</w:t>
       </w:r>
     </w:p>
     <w:p>
@@ -5137,21 +4389,7 @@
         <w:rPr>
           <w:rFonts w:ascii="Consolas" w:eastAsia="Consolas" w:hAnsi="Consolas" w:cs="Consolas"/>
         </w:rPr>
-        <w:t>reports/ihp-sg13g2/</w:t>
-      </w:r>
-      <w:proofErr w:type="spellStart"/>
-      <w:r>
-        <w:rPr>
-          <w:rFonts w:ascii="Consolas" w:eastAsia="Consolas" w:hAnsi="Consolas" w:cs="Consolas"/>
-        </w:rPr>
-        <w:t>gcd</w:t>
-      </w:r>
-      <w:proofErr w:type="spellEnd"/>
-      <w:r>
-        <w:rPr>
-          <w:rFonts w:ascii="Consolas" w:eastAsia="Consolas" w:hAnsi="Consolas" w:cs="Consolas"/>
-        </w:rPr>
-        <w:t>/base/cts_core_clock_layout.webp.png</w:t>
+        <w:t>reports/ihp-sg13g2/gcd/base/cts_core_clock_layout.webp.png</w:t>
       </w:r>
     </w:p>
     <w:p>
@@ -5168,21 +4406,7 @@
         <w:rPr>
           <w:rFonts w:ascii="Consolas" w:eastAsia="Consolas" w:hAnsi="Consolas" w:cs="Consolas"/>
         </w:rPr>
-        <w:t>logs/ihp-sg13g2/</w:t>
-      </w:r>
-      <w:proofErr w:type="spellStart"/>
-      <w:r>
-        <w:rPr>
-          <w:rFonts w:ascii="Consolas" w:eastAsia="Consolas" w:hAnsi="Consolas" w:cs="Consolas"/>
-        </w:rPr>
-        <w:t>gcd</w:t>
-      </w:r>
-      <w:proofErr w:type="spellEnd"/>
-      <w:r>
-        <w:rPr>
-          <w:rFonts w:ascii="Consolas" w:eastAsia="Consolas" w:hAnsi="Consolas" w:cs="Consolas"/>
-        </w:rPr>
-        <w:t>/base/6_report.json</w:t>
+        <w:t>logs/ihp-sg13g2/gcd/base/6_report.json</w:t>
       </w:r>
     </w:p>
     <w:p>
@@ -5199,21 +4423,7 @@
         <w:rPr>
           <w:rFonts w:ascii="Consolas" w:eastAsia="Consolas" w:hAnsi="Consolas" w:cs="Consolas"/>
         </w:rPr>
-        <w:t>results/ihp-sg13g2/</w:t>
-      </w:r>
-      <w:proofErr w:type="spellStart"/>
-      <w:r>
-        <w:rPr>
-          <w:rFonts w:ascii="Consolas" w:eastAsia="Consolas" w:hAnsi="Consolas" w:cs="Consolas"/>
-        </w:rPr>
-        <w:t>gcd</w:t>
-      </w:r>
-      <w:proofErr w:type="spellEnd"/>
-      <w:r>
-        <w:rPr>
-          <w:rFonts w:ascii="Consolas" w:eastAsia="Consolas" w:hAnsi="Consolas" w:cs="Consolas"/>
-        </w:rPr>
-        <w:t>/base/6_final.gds</w:t>
+        <w:t>results/ihp-sg13g2/gcd/base/6_final.gds</w:t>
       </w:r>
     </w:p>
     <w:p/>
@@ -5274,18 +4484,8 @@
                 <w:color w:val="4D4D4C"/>
                 <w:highlight w:val="white"/>
               </w:rPr>
-              <w:t xml:space="preserve">git </w:t>
+              <w:t>git add .</w:t>
             </w:r>
-            <w:proofErr w:type="gramStart"/>
-            <w:r>
-              <w:rPr>
-                <w:rFonts w:ascii="Consolas" w:eastAsia="Consolas" w:hAnsi="Consolas" w:cs="Consolas"/>
-                <w:color w:val="4D4D4C"/>
-                <w:highlight w:val="white"/>
-              </w:rPr>
-              <w:t>add .</w:t>
-            </w:r>
-            <w:proofErr w:type="gramEnd"/>
             <w:r>
               <w:rPr>
                 <w:rFonts w:ascii="Consolas" w:eastAsia="Consolas" w:hAnsi="Consolas" w:cs="Consolas"/>
